--- a/Module 7/Rozendaal_Mod_7_CSD430.docx
+++ b/Module 7/Rozendaal_Mod_7_CSD430.docx
@@ -13,6 +13,9 @@
     <w:p/>
     <w:p>
       <w:r>
+        <w:rPr>
+          <w:noProof/>
+        </w:rPr>
         <w:drawing>
           <wp:inline distT="0" distB="0" distL="0" distR="0" wp14:anchorId="40AEF74F" wp14:editId="250DC008">
             <wp:extent cx="5943600" cy="4534535"/>
@@ -62,6 +65,9 @@
     </w:p>
     <w:p>
       <w:r>
+        <w:rPr>
+          <w:noProof/>
+        </w:rPr>
         <w:drawing>
           <wp:inline distT="0" distB="0" distL="0" distR="0" wp14:anchorId="4A45C198" wp14:editId="29A37264">
             <wp:extent cx="5943600" cy="5115560"/>
@@ -111,6 +117,9 @@
     </w:p>
     <w:p>
       <w:r>
+        <w:rPr>
+          <w:noProof/>
+        </w:rPr>
         <w:drawing>
           <wp:inline distT="0" distB="0" distL="0" distR="0" wp14:anchorId="0294AD25" wp14:editId="56EDC52E">
             <wp:extent cx="5943600" cy="4789805"/>
@@ -148,8 +157,56 @@
         </w:drawing>
       </w:r>
     </w:p>
+    <w:p/>
+    <w:p/>
+    <w:p>
+      <w:r>
+        <w:lastRenderedPageBreak/>
+        <w:t>After doing insert testing, I added a search functionality since I really didn’t like the dropdown style of things.</w:t>
+      </w:r>
+      <w:r>
+        <w:br/>
+      </w:r>
+      <w:r>
+        <w:drawing>
+          <wp:inline distT="0" distB="0" distL="0" distR="0" wp14:anchorId="1DD388C7" wp14:editId="7886D06D">
+            <wp:extent cx="5943600" cy="2870835"/>
+            <wp:effectExtent l="0" t="0" r="0" b="5715"/>
+            <wp:docPr id="1304485656" name="Picture 1"/>
+            <wp:cNvGraphicFramePr>
+              <a:graphicFrameLocks xmlns:a="http://schemas.openxmlformats.org/drawingml/2006/main" noChangeAspect="1"/>
+            </wp:cNvGraphicFramePr>
+            <a:graphic xmlns:a="http://schemas.openxmlformats.org/drawingml/2006/main">
+              <a:graphicData uri="http://schemas.openxmlformats.org/drawingml/2006/picture">
+                <pic:pic xmlns:pic="http://schemas.openxmlformats.org/drawingml/2006/picture">
+                  <pic:nvPicPr>
+                    <pic:cNvPr id="1304485656" name=""/>
+                    <pic:cNvPicPr/>
+                  </pic:nvPicPr>
+                  <pic:blipFill>
+                    <a:blip r:embed="rId9"/>
+                    <a:stretch>
+                      <a:fillRect/>
+                    </a:stretch>
+                  </pic:blipFill>
+                  <pic:spPr>
+                    <a:xfrm>
+                      <a:off x="0" y="0"/>
+                      <a:ext cx="5943600" cy="2870835"/>
+                    </a:xfrm>
+                    <a:prstGeom prst="rect">
+                      <a:avLst/>
+                    </a:prstGeom>
+                  </pic:spPr>
+                </pic:pic>
+              </a:graphicData>
+            </a:graphic>
+          </wp:inline>
+        </w:drawing>
+      </w:r>
+    </w:p>
     <w:sectPr>
-      <w:headerReference w:type="default" r:id="rId9"/>
+      <w:headerReference w:type="default" r:id="rId10"/>
       <w:pgSz w:w="12240" w:h="15840"/>
       <w:pgMar w:top="1440" w:right="1440" w:bottom="1440" w:left="1440" w:header="720" w:footer="720" w:gutter="0"/>
       <w:cols w:space="720"/>
